--- a/backend/apps/contracts/document_templates/invoice_ru.docx
+++ b/backend/apps/contracts/document_templates/invoice_ru.docx
@@ -9,9 +9,9 @@
       <w:r>
         <w:rPr>
           <w:b/>
-          <w:sz w:val="28"/>
+          <w:sz w:val="26"/>
         </w:rPr>
-        <w:t>ИНВОЙС (счёт-фактура)</w:t>
+        <w:t>ИНВОЙС (счет фактура)</w:t>
       </w:r>
     </w:p>
     <w:p>
@@ -22,7 +22,7 @@
         <w:rPr>
           <w:b/>
         </w:rPr>
-        <w:t>№ {{ invoice_no }} от {{ invoice_date }}</w:t>
+        <w:t>№ {{ invoice_no }} от   {{ invoice_date }}</w:t>
       </w:r>
     </w:p>
     <w:p>
@@ -36,27 +36,30 @@
         <w:t>Контракт № {{ contract_line }}</w:t>
       </w:r>
     </w:p>
+    <w:p/>
     <w:tbl>
       <w:tblPr>
-        <w:tblStyle w:val="TableGrid"/>
         <w:tblW w:type="auto" w:w="0"/>
+        <w:tblLayout w:type="fixed"/>
         <w:tblLook w:firstColumn="1" w:firstRow="1" w:lastColumn="0" w:lastRow="0" w:noHBand="0" w:noVBand="1" w:val="04A0"/>
       </w:tblPr>
       <w:tblGrid>
-        <w:gridCol w:w="4320"/>
-        <w:gridCol w:w="4320"/>
+        <w:gridCol w:w="3307"/>
+        <w:gridCol w:w="3307"/>
+        <w:gridCol w:w="3307"/>
       </w:tblGrid>
       <w:tr>
         <w:tc>
           <w:tcPr>
-            <w:tcW w:type="dxa" w:w="4320"/>
+            <w:tcW w:type="dxa" w:w="4535"/>
           </w:tcPr>
           <w:p>
             <w:r/>
             <w:r>
               <w:rPr>
                 <w:b/>
-                <w:sz w:val="18"/>
+                <w:i w:val="0"/>
+                <w:sz w:val="20"/>
               </w:rPr>
               <w:t>ПРОДАВЕЦ:</w:t>
             </w:r>
@@ -64,24 +67,47 @@
         </w:tc>
         <w:tc>
           <w:tcPr>
-            <w:tcW w:type="dxa" w:w="4320"/>
+            <w:tcW w:type="dxa" w:w="850"/>
+          </w:tcPr>
+          <w:p/>
+        </w:tc>
+        <w:tc>
+          <w:tcPr>
+            <w:tcW w:type="dxa" w:w="4535"/>
           </w:tcPr>
           <w:p>
             <w:r/>
             <w:r>
               <w:rPr>
                 <w:b/>
-                <w:sz w:val="18"/>
+                <w:i w:val="0"/>
+                <w:sz w:val="20"/>
               </w:rPr>
               <w:t>ПОКУПАТЕЛЬ:</w:t>
             </w:r>
           </w:p>
         </w:tc>
       </w:tr>
+    </w:tbl>
+    <w:tbl>
+      <w:tblPr>
+        <w:tblStyle w:val="TableGrid"/>
+        <w:tblW w:type="auto" w:w="0"/>
+        <w:tblLayout w:type="fixed"/>
+        <w:tblLook w:firstColumn="1" w:firstRow="1" w:lastColumn="0" w:lastRow="0" w:noHBand="0" w:noVBand="1" w:val="04A0"/>
+      </w:tblPr>
+      <w:tblGrid>
+        <w:gridCol w:w="3307"/>
+        <w:gridCol w:w="3307"/>
+        <w:gridCol w:w="3307"/>
+      </w:tblGrid>
       <w:tr>
+        <w:trPr>
+          <w:trHeight w:val="4535" w:hRule="atLeast"/>
+        </w:trPr>
         <w:tc>
           <w:tcPr>
-            <w:tcW w:type="dxa" w:w="4320"/>
+            <w:tcW w:type="dxa" w:w="4535"/>
           </w:tcPr>
           <w:p>
             <w:r/>
@@ -93,10 +119,41 @@
               <w:t>{{ seller_name }}</w:t>
             </w:r>
           </w:p>
+          <w:p>
+            <w:r>
+              <w:rPr>
+                <w:sz w:val="18"/>
+              </w:rPr>
+              <w:t>{{ seller_address }}</w:t>
+            </w:r>
+          </w:p>
+          <w:p/>
+          <w:p/>
+          <w:p/>
+          <w:p>
+            <w:r>
+              <w:rPr>
+                <w:sz w:val="16"/>
+              </w:rPr>
+              <w:t>{{ seller_bank }}</w:t>
+            </w:r>
+          </w:p>
         </w:tc>
         <w:tc>
           <w:tcPr>
-            <w:tcW w:type="dxa" w:w="4320"/>
+            <w:tcW w:type="dxa" w:w="850"/>
+            <w:tcBorders>
+              <w:top w:val="nil"/>
+              <w:left w:val="nil"/>
+              <w:bottom w:val="nil"/>
+              <w:right w:val="nil"/>
+            </w:tcBorders>
+          </w:tcPr>
+          <w:p/>
+        </w:tc>
+        <w:tc>
+          <w:tcPr>
+            <w:tcW w:type="dxa" w:w="4535"/>
           </w:tcPr>
           <w:p>
             <w:r/>
@@ -108,65 +165,20 @@
               <w:t>{{ buyer_name }}</w:t>
             </w:r>
           </w:p>
-        </w:tc>
-      </w:tr>
-      <w:tr>
-        <w:tc>
-          <w:tcPr>
-            <w:tcW w:type="dxa" w:w="4320"/>
-          </w:tcPr>
           <w:p>
-            <w:r/>
             <w:r>
               <w:rPr>
-                <w:b w:val="0"/>
-                <w:sz w:val="18"/>
-              </w:rPr>
-              <w:t>{{ seller_address }}</w:t>
-            </w:r>
-          </w:p>
-        </w:tc>
-        <w:tc>
-          <w:tcPr>
-            <w:tcW w:type="dxa" w:w="4320"/>
-          </w:tcPr>
-          <w:p>
-            <w:r/>
-            <w:r>
-              <w:rPr>
-                <w:b w:val="0"/>
                 <w:sz w:val="18"/>
               </w:rPr>
               <w:t>{{ buyer_address }}</w:t>
             </w:r>
           </w:p>
-        </w:tc>
-      </w:tr>
-      <w:tr>
-        <w:tc>
-          <w:tcPr>
-            <w:tcW w:type="dxa" w:w="4320"/>
-          </w:tcPr>
+          <w:p/>
+          <w:p/>
+          <w:p/>
           <w:p>
-            <w:r/>
             <w:r>
               <w:rPr>
-                <w:b w:val="0"/>
-                <w:sz w:val="16"/>
-              </w:rPr>
-              <w:t>{{ seller_bank }}</w:t>
-            </w:r>
-          </w:p>
-        </w:tc>
-        <w:tc>
-          <w:tcPr>
-            <w:tcW w:type="dxa" w:w="4320"/>
-          </w:tcPr>
-          <w:p>
-            <w:r/>
-            <w:r>
-              <w:rPr>
-                <w:b w:val="0"/>
                 <w:sz w:val="16"/>
               </w:rPr>
               <w:t>{{ buyer_bank }}</w:t>
@@ -176,50 +188,154 @@
       </w:tr>
     </w:tbl>
     <w:p/>
-    <w:p>
-      <w:r>
-        <w:rPr>
-          <w:b/>
-        </w:rPr>
-        <w:t xml:space="preserve">Страна происхождения товара: </w:t>
-      </w:r>
-      <w:r>
-        <w:t>{{ country_origin }}</w:t>
-      </w:r>
-    </w:p>
-    <w:p>
-      <w:r>
-        <w:rPr>
-          <w:b/>
-        </w:rPr>
-        <w:t xml:space="preserve">Место погрузки груза: </w:t>
-      </w:r>
-      <w:r>
-        <w:t>{{ place_loading }}</w:t>
-      </w:r>
-    </w:p>
-    <w:p>
-      <w:r>
-        <w:rPr>
-          <w:b/>
-        </w:rPr>
-        <w:t xml:space="preserve">Условие поставки: </w:t>
-      </w:r>
-      <w:r>
-        <w:t>{{ delivery_terms }}</w:t>
-      </w:r>
-    </w:p>
-    <w:p>
-      <w:r>
-        <w:rPr>
-          <w:b/>
-        </w:rPr>
-        <w:t xml:space="preserve">Вид транспорта (Авто): </w:t>
-      </w:r>
-      <w:r>
-        <w:t>{{ transport }}</w:t>
-      </w:r>
-    </w:p>
+    <w:tbl>
+      <w:tblPr>
+        <w:tblW w:type="auto" w:w="0"/>
+        <w:tblLayout w:type="fixed"/>
+        <w:tblLook w:firstColumn="1" w:firstRow="1" w:lastColumn="0" w:lastRow="0" w:noHBand="0" w:noVBand="1" w:val="04A0"/>
+      </w:tblPr>
+      <w:tblGrid>
+        <w:gridCol w:w="4961"/>
+        <w:gridCol w:w="4961"/>
+      </w:tblGrid>
+      <w:tr>
+        <w:tc>
+          <w:tcPr>
+            <w:tcW w:type="dxa" w:w="3402"/>
+          </w:tcPr>
+          <w:p>
+            <w:r/>
+            <w:r>
+              <w:rPr>
+                <w:b w:val="0"/>
+                <w:i w:val="0"/>
+                <w:sz w:val="20"/>
+              </w:rPr>
+              <w:t>Страна происхождение товара:</w:t>
+            </w:r>
+          </w:p>
+        </w:tc>
+        <w:tc>
+          <w:tcPr>
+            <w:tcW w:type="dxa" w:w="6520"/>
+          </w:tcPr>
+          <w:p>
+            <w:r/>
+            <w:r>
+              <w:rPr>
+                <w:b w:val="0"/>
+                <w:i w:val="0"/>
+                <w:sz w:val="20"/>
+              </w:rPr>
+              <w:t>{{ country_origin }}</w:t>
+            </w:r>
+          </w:p>
+        </w:tc>
+      </w:tr>
+      <w:tr>
+        <w:tc>
+          <w:tcPr>
+            <w:tcW w:type="dxa" w:w="3402"/>
+          </w:tcPr>
+          <w:p>
+            <w:r/>
+            <w:r>
+              <w:rPr>
+                <w:b w:val="0"/>
+                <w:i w:val="0"/>
+                <w:sz w:val="20"/>
+              </w:rPr>
+              <w:t>Место погрузки груза:</w:t>
+            </w:r>
+          </w:p>
+        </w:tc>
+        <w:tc>
+          <w:tcPr>
+            <w:tcW w:type="dxa" w:w="6520"/>
+          </w:tcPr>
+          <w:p>
+            <w:r/>
+            <w:r>
+              <w:rPr>
+                <w:b w:val="0"/>
+                <w:i w:val="0"/>
+                <w:sz w:val="20"/>
+              </w:rPr>
+              <w:t>{{ place_loading }}</w:t>
+            </w:r>
+          </w:p>
+        </w:tc>
+      </w:tr>
+      <w:tr>
+        <w:tc>
+          <w:tcPr>
+            <w:tcW w:type="dxa" w:w="3402"/>
+          </w:tcPr>
+          <w:p>
+            <w:r/>
+            <w:r>
+              <w:rPr>
+                <w:b w:val="0"/>
+                <w:i w:val="0"/>
+                <w:sz w:val="20"/>
+              </w:rPr>
+              <w:t>Условие поставки:</w:t>
+            </w:r>
+          </w:p>
+        </w:tc>
+        <w:tc>
+          <w:tcPr>
+            <w:tcW w:type="dxa" w:w="6520"/>
+          </w:tcPr>
+          <w:p>
+            <w:r/>
+            <w:r>
+              <w:rPr>
+                <w:b w:val="0"/>
+                <w:i w:val="0"/>
+                <w:sz w:val="20"/>
+              </w:rPr>
+              <w:t>{{ delivery_terms }}</w:t>
+            </w:r>
+          </w:p>
+        </w:tc>
+      </w:tr>
+      <w:tr>
+        <w:tc>
+          <w:tcPr>
+            <w:tcW w:type="dxa" w:w="3402"/>
+          </w:tcPr>
+          <w:p>
+            <w:r/>
+            <w:r>
+              <w:rPr>
+                <w:b w:val="0"/>
+                <w:i w:val="0"/>
+                <w:sz w:val="20"/>
+              </w:rPr>
+              <w:t>Вид транспорта: Авто:</w:t>
+            </w:r>
+          </w:p>
+        </w:tc>
+        <w:tc>
+          <w:tcPr>
+            <w:tcW w:type="dxa" w:w="6520"/>
+          </w:tcPr>
+          <w:p>
+            <w:r/>
+            <w:r>
+              <w:rPr>
+                <w:b w:val="0"/>
+                <w:i w:val="0"/>
+                <w:sz w:val="20"/>
+              </w:rPr>
+              <w:t>{{ transport }}</w:t>
+            </w:r>
+          </w:p>
+        </w:tc>
+      </w:tr>
+    </w:tbl>
+    <w:p/>
     <w:tbl>
       <w:tblPr>
         <w:tblStyle w:val="TableGrid"/>
@@ -227,26 +343,27 @@
         <w:tblLook w:firstColumn="1" w:firstRow="1" w:lastColumn="0" w:lastRow="0" w:noHBand="0" w:noVBand="1" w:val="04A0"/>
       </w:tblPr>
       <w:tblGrid>
-        <w:gridCol w:w="960"/>
-        <w:gridCol w:w="960"/>
-        <w:gridCol w:w="960"/>
-        <w:gridCol w:w="960"/>
-        <w:gridCol w:w="960"/>
-        <w:gridCol w:w="960"/>
-        <w:gridCol w:w="960"/>
-        <w:gridCol w:w="960"/>
-        <w:gridCol w:w="960"/>
+        <w:gridCol w:w="1102"/>
+        <w:gridCol w:w="1102"/>
+        <w:gridCol w:w="1102"/>
+        <w:gridCol w:w="1102"/>
+        <w:gridCol w:w="1102"/>
+        <w:gridCol w:w="1102"/>
+        <w:gridCol w:w="1102"/>
+        <w:gridCol w:w="1102"/>
+        <w:gridCol w:w="1102"/>
       </w:tblGrid>
       <w:tr>
         <w:tc>
           <w:tcPr>
-            <w:tcW w:type="dxa" w:w="960"/>
+            <w:tcW w:type="dxa" w:w="1102"/>
           </w:tcPr>
           <w:p>
             <w:r/>
             <w:r>
               <w:rPr>
                 <w:b/>
+                <w:i w:val="0"/>
                 <w:sz w:val="16"/>
               </w:rPr>
               <w:t>№</w:t>
@@ -255,13 +372,14 @@
         </w:tc>
         <w:tc>
           <w:tcPr>
-            <w:tcW w:type="dxa" w:w="960"/>
+            <w:tcW w:type="dxa" w:w="1102"/>
           </w:tcPr>
           <w:p>
             <w:r/>
             <w:r>
               <w:rPr>
                 <w:b/>
+                <w:i w:val="0"/>
                 <w:sz w:val="16"/>
               </w:rPr>
               <w:t>Наименование товара</w:t>
@@ -270,28 +388,30 @@
         </w:tc>
         <w:tc>
           <w:tcPr>
-            <w:tcW w:type="dxa" w:w="960"/>
+            <w:tcW w:type="dxa" w:w="1102"/>
           </w:tcPr>
           <w:p>
             <w:r/>
             <w:r>
               <w:rPr>
                 <w:b/>
+                <w:i w:val="0"/>
                 <w:sz w:val="16"/>
               </w:rPr>
-              <w:t>Код ТН ВЭД</w:t>
+              <w:t>Код по ТН ВЭД</w:t>
             </w:r>
           </w:p>
         </w:tc>
         <w:tc>
           <w:tcPr>
-            <w:tcW w:type="dxa" w:w="960"/>
+            <w:tcW w:type="dxa" w:w="1102"/>
           </w:tcPr>
           <w:p>
             <w:r/>
             <w:r>
               <w:rPr>
                 <w:b/>
+                <w:i w:val="0"/>
                 <w:sz w:val="16"/>
               </w:rPr>
               <w:t>Кол-во мест</w:t>
@@ -300,13 +420,14 @@
         </w:tc>
         <w:tc>
           <w:tcPr>
-            <w:tcW w:type="dxa" w:w="960"/>
+            <w:tcW w:type="dxa" w:w="1102"/>
           </w:tcPr>
           <w:p>
             <w:r/>
             <w:r>
               <w:rPr>
                 <w:b/>
+                <w:i w:val="0"/>
                 <w:sz w:val="16"/>
               </w:rPr>
               <w:t>Род упаковки</w:t>
@@ -315,43 +436,46 @@
         </w:tc>
         <w:tc>
           <w:tcPr>
-            <w:tcW w:type="dxa" w:w="960"/>
+            <w:tcW w:type="dxa" w:w="1102"/>
           </w:tcPr>
           <w:p>
             <w:r/>
             <w:r>
               <w:rPr>
                 <w:b/>
+                <w:i w:val="0"/>
                 <w:sz w:val="16"/>
               </w:rPr>
-              <w:t>Брутто, кг</w:t>
+              <w:t>Брутто</w:t>
             </w:r>
           </w:p>
         </w:tc>
         <w:tc>
           <w:tcPr>
-            <w:tcW w:type="dxa" w:w="960"/>
+            <w:tcW w:type="dxa" w:w="1102"/>
           </w:tcPr>
           <w:p>
             <w:r/>
             <w:r>
               <w:rPr>
                 <w:b/>
+                <w:i w:val="0"/>
                 <w:sz w:val="16"/>
               </w:rPr>
-              <w:t>Нетто, кг</w:t>
+              <w:t>Нетто</w:t>
             </w:r>
           </w:p>
         </w:tc>
         <w:tc>
           <w:tcPr>
-            <w:tcW w:type="dxa" w:w="960"/>
+            <w:tcW w:type="dxa" w:w="1102"/>
           </w:tcPr>
           <w:p>
             <w:r/>
             <w:r>
               <w:rPr>
                 <w:b/>
+                <w:i w:val="0"/>
                 <w:sz w:val="16"/>
               </w:rPr>
               <w:t>Цена долл.США за 1 кг</w:t>
@@ -360,13 +484,14 @@
         </w:tc>
         <w:tc>
           <w:tcPr>
-            <w:tcW w:type="dxa" w:w="960"/>
+            <w:tcW w:type="dxa" w:w="1102"/>
           </w:tcPr>
           <w:p>
             <w:r/>
             <w:r>
               <w:rPr>
                 <w:b/>
+                <w:i w:val="0"/>
                 <w:sz w:val="16"/>
               </w:rPr>
               <w:t>Сумма долл.США</w:t>
@@ -377,13 +502,14 @@
       <w:tr>
         <w:tc>
           <w:tcPr>
-            <w:tcW w:type="dxa" w:w="960"/>
+            <w:tcW w:type="dxa" w:w="1102"/>
           </w:tcPr>
           <w:p>
             <w:r/>
             <w:r>
               <w:rPr>
                 <w:b w:val="0"/>
+                <w:i w:val="0"/>
                 <w:sz w:val="18"/>
               </w:rPr>
               <w:t>{{ line_items[0].n }}</w:t>
@@ -392,13 +518,14 @@
         </w:tc>
         <w:tc>
           <w:tcPr>
-            <w:tcW w:type="dxa" w:w="960"/>
+            <w:tcW w:type="dxa" w:w="1102"/>
           </w:tcPr>
           <w:p>
             <w:r/>
             <w:r>
               <w:rPr>
                 <w:b w:val="0"/>
+                <w:i w:val="0"/>
                 <w:sz w:val="18"/>
               </w:rPr>
               <w:t>{{ line_items[0].name }}</w:t>
@@ -407,13 +534,14 @@
         </w:tc>
         <w:tc>
           <w:tcPr>
-            <w:tcW w:type="dxa" w:w="960"/>
+            <w:tcW w:type="dxa" w:w="1102"/>
           </w:tcPr>
           <w:p>
             <w:r/>
             <w:r>
               <w:rPr>
                 <w:b w:val="0"/>
+                <w:i w:val="0"/>
                 <w:sz w:val="18"/>
               </w:rPr>
               <w:t>{{ line_items[0].code }}</w:t>
@@ -422,13 +550,14 @@
         </w:tc>
         <w:tc>
           <w:tcPr>
-            <w:tcW w:type="dxa" w:w="960"/>
+            <w:tcW w:type="dxa" w:w="1102"/>
           </w:tcPr>
           <w:p>
             <w:r/>
             <w:r>
               <w:rPr>
                 <w:b w:val="0"/>
+                <w:i w:val="0"/>
                 <w:sz w:val="18"/>
               </w:rPr>
               <w:t>{{ line_items[0].pieces }}</w:t>
@@ -437,13 +566,14 @@
         </w:tc>
         <w:tc>
           <w:tcPr>
-            <w:tcW w:type="dxa" w:w="960"/>
+            <w:tcW w:type="dxa" w:w="1102"/>
           </w:tcPr>
           <w:p>
             <w:r/>
             <w:r>
               <w:rPr>
                 <w:b w:val="0"/>
+                <w:i w:val="0"/>
                 <w:sz w:val="18"/>
               </w:rPr>
               <w:t>{{ line_items[0].packing }}</w:t>
@@ -452,13 +582,14 @@
         </w:tc>
         <w:tc>
           <w:tcPr>
-            <w:tcW w:type="dxa" w:w="960"/>
+            <w:tcW w:type="dxa" w:w="1102"/>
           </w:tcPr>
           <w:p>
             <w:r/>
             <w:r>
               <w:rPr>
                 <w:b w:val="0"/>
+                <w:i w:val="0"/>
                 <w:sz w:val="18"/>
               </w:rPr>
               <w:t>{{ line_items[0].gross }}</w:t>
@@ -467,13 +598,14 @@
         </w:tc>
         <w:tc>
           <w:tcPr>
-            <w:tcW w:type="dxa" w:w="960"/>
+            <w:tcW w:type="dxa" w:w="1102"/>
           </w:tcPr>
           <w:p>
             <w:r/>
             <w:r>
               <w:rPr>
                 <w:b w:val="0"/>
+                <w:i w:val="0"/>
                 <w:sz w:val="18"/>
               </w:rPr>
               <w:t>{{ line_items[0].net }}</w:t>
@@ -482,13 +614,14 @@
         </w:tc>
         <w:tc>
           <w:tcPr>
-            <w:tcW w:type="dxa" w:w="960"/>
+            <w:tcW w:type="dxa" w:w="1102"/>
           </w:tcPr>
           <w:p>
             <w:r/>
             <w:r>
               <w:rPr>
                 <w:b w:val="0"/>
+                <w:i w:val="0"/>
                 <w:sz w:val="18"/>
               </w:rPr>
               <w:t>{{ line_items[0].price }}</w:t>
@@ -497,13 +630,14 @@
         </w:tc>
         <w:tc>
           <w:tcPr>
-            <w:tcW w:type="dxa" w:w="960"/>
+            <w:tcW w:type="dxa" w:w="1102"/>
           </w:tcPr>
           <w:p>
             <w:r/>
             <w:r>
               <w:rPr>
                 <w:b w:val="0"/>
+                <w:i w:val="0"/>
                 <w:sz w:val="18"/>
               </w:rPr>
               <w:t>{{ line_items[0].total }}</w:t>
@@ -514,19 +648,20 @@
       <w:tr>
         <w:tc>
           <w:tcPr>
-            <w:tcW w:type="dxa" w:w="960"/>
+            <w:tcW w:type="dxa" w:w="1102"/>
           </w:tcPr>
           <w:p/>
         </w:tc>
         <w:tc>
           <w:tcPr>
-            <w:tcW w:type="dxa" w:w="960"/>
+            <w:tcW w:type="dxa" w:w="1102"/>
           </w:tcPr>
           <w:p>
             <w:r/>
             <w:r>
               <w:rPr>
                 <w:b/>
+                <w:i w:val="0"/>
                 <w:sz w:val="18"/>
               </w:rPr>
               <w:t>ИТОГО:</w:t>
@@ -535,49 +670,50 @@
         </w:tc>
         <w:tc>
           <w:tcPr>
-            <w:tcW w:type="dxa" w:w="960"/>
+            <w:tcW w:type="dxa" w:w="1102"/>
           </w:tcPr>
           <w:p/>
         </w:tc>
         <w:tc>
           <w:tcPr>
-            <w:tcW w:type="dxa" w:w="960"/>
+            <w:tcW w:type="dxa" w:w="1102"/>
           </w:tcPr>
           <w:p/>
         </w:tc>
         <w:tc>
           <w:tcPr>
-            <w:tcW w:type="dxa" w:w="960"/>
+            <w:tcW w:type="dxa" w:w="1102"/>
           </w:tcPr>
           <w:p/>
         </w:tc>
         <w:tc>
           <w:tcPr>
-            <w:tcW w:type="dxa" w:w="960"/>
+            <w:tcW w:type="dxa" w:w="1102"/>
           </w:tcPr>
           <w:p/>
         </w:tc>
         <w:tc>
           <w:tcPr>
-            <w:tcW w:type="dxa" w:w="960"/>
+            <w:tcW w:type="dxa" w:w="1102"/>
           </w:tcPr>
           <w:p/>
         </w:tc>
         <w:tc>
           <w:tcPr>
-            <w:tcW w:type="dxa" w:w="960"/>
+            <w:tcW w:type="dxa" w:w="1102"/>
           </w:tcPr>
           <w:p/>
         </w:tc>
         <w:tc>
           <w:tcPr>
-            <w:tcW w:type="dxa" w:w="960"/>
+            <w:tcW w:type="dxa" w:w="1102"/>
           </w:tcPr>
           <w:p>
             <w:r/>
             <w:r>
               <w:rPr>
                 <w:b/>
+                <w:i w:val="0"/>
                 <w:sz w:val="18"/>
               </w:rPr>
               <w:t>{{ total_sum }}</w:t>
@@ -588,6 +724,9 @@
     </w:tbl>
     <w:p>
       <w:r>
+        <w:rPr>
+          <w:i/>
+        </w:rPr>
         <w:t>{{ pallet_note }}</w:t>
       </w:r>
     </w:p>
@@ -602,20 +741,606 @@
     </w:p>
     <w:p>
       <w:r>
-        <w:t>Товар отпустил: __________________ {{ seller_name }}</w:t>
+        <w:rPr>
+          <w:b/>
+        </w:rPr>
+        <w:t>Товар отпустил: __________________{{ seller_name }}</w:t>
+      </w:r>
+    </w:p>
+    <w:p>
+      <w:r>
+        <w:rPr>
+          <w:i/>
+        </w:rPr>
+        <w:t>(подпись лица)</w:t>
+      </w:r>
+    </w:p>
+    <w:p>
+      <w:r>
+        <w:br w:type="page"/>
       </w:r>
     </w:p>
     <w:p>
       <w:pPr>
-        <w:jc w:val="left"/>
+        <w:jc w:val="center"/>
       </w:pPr>
       <w:r>
+        <w:rPr>
+          <w:b/>
+          <w:sz w:val="26"/>
+        </w:rPr>
+        <w:t>Упаковочный лист</w:t>
+      </w:r>
+    </w:p>
+    <w:p>
+      <w:pPr>
+        <w:jc w:val="center"/>
+      </w:pPr>
+      <w:r>
+        <w:rPr>
+          <w:b/>
+        </w:rPr>
+        <w:t>№ {{ invoice_no }} от   {{ invoice_date }}</w:t>
+      </w:r>
+    </w:p>
+    <w:p>
+      <w:pPr>
+        <w:jc w:val="center"/>
+      </w:pPr>
+      <w:r>
+        <w:rPr>
+          <w:b/>
+        </w:rPr>
+        <w:t>Контракт № {{ contract_line }}</w:t>
+      </w:r>
+    </w:p>
+    <w:p/>
+    <w:tbl>
+      <w:tblPr>
+        <w:tblW w:type="auto" w:w="0"/>
+        <w:tblLayout w:type="fixed"/>
+        <w:tblLook w:firstColumn="1" w:firstRow="1" w:lastColumn="0" w:lastRow="0" w:noHBand="0" w:noVBand="1" w:val="04A0"/>
+      </w:tblPr>
+      <w:tblGrid>
+        <w:gridCol w:w="3307"/>
+        <w:gridCol w:w="3307"/>
+        <w:gridCol w:w="3307"/>
+      </w:tblGrid>
+      <w:tr>
+        <w:tc>
+          <w:tcPr>
+            <w:tcW w:type="dxa" w:w="4535"/>
+          </w:tcPr>
+          <w:p>
+            <w:r/>
+            <w:r>
+              <w:rPr>
+                <w:b/>
+                <w:i w:val="0"/>
+                <w:sz w:val="20"/>
+              </w:rPr>
+              <w:t>ПРОДАВЕЦ:</w:t>
+            </w:r>
+          </w:p>
+        </w:tc>
+        <w:tc>
+          <w:tcPr>
+            <w:tcW w:type="dxa" w:w="850"/>
+          </w:tcPr>
+          <w:p/>
+        </w:tc>
+        <w:tc>
+          <w:tcPr>
+            <w:tcW w:type="dxa" w:w="4535"/>
+          </w:tcPr>
+          <w:p>
+            <w:r/>
+            <w:r>
+              <w:rPr>
+                <w:b/>
+                <w:i w:val="0"/>
+                <w:sz w:val="20"/>
+              </w:rPr>
+              <w:t>ПОКУПАТЕЛЬ:</w:t>
+            </w:r>
+          </w:p>
+        </w:tc>
+      </w:tr>
+    </w:tbl>
+    <w:tbl>
+      <w:tblPr>
+        <w:tblStyle w:val="TableGrid"/>
+        <w:tblW w:type="auto" w:w="0"/>
+        <w:tblLayout w:type="fixed"/>
+        <w:tblLook w:firstColumn="1" w:firstRow="1" w:lastColumn="0" w:lastRow="0" w:noHBand="0" w:noVBand="1" w:val="04A0"/>
+      </w:tblPr>
+      <w:tblGrid>
+        <w:gridCol w:w="3307"/>
+        <w:gridCol w:w="3307"/>
+        <w:gridCol w:w="3307"/>
+      </w:tblGrid>
+      <w:tr>
+        <w:trPr>
+          <w:trHeight w:val="4535" w:hRule="atLeast"/>
+        </w:trPr>
+        <w:tc>
+          <w:tcPr>
+            <w:tcW w:type="dxa" w:w="4535"/>
+          </w:tcPr>
+          <w:p>
+            <w:r/>
+            <w:r>
+              <w:rPr>
+                <w:b/>
+                <w:sz w:val="20"/>
+              </w:rPr>
+              <w:t>{{ seller_name }}</w:t>
+            </w:r>
+          </w:p>
+          <w:p>
+            <w:r>
+              <w:rPr>
+                <w:sz w:val="18"/>
+              </w:rPr>
+              <w:t>{{ seller_address }}</w:t>
+            </w:r>
+          </w:p>
+          <w:p/>
+          <w:p/>
+          <w:p/>
+          <w:p>
+            <w:r>
+              <w:rPr>
+                <w:sz w:val="16"/>
+              </w:rPr>
+              <w:t>{{ seller_bank }}</w:t>
+            </w:r>
+          </w:p>
+        </w:tc>
+        <w:tc>
+          <w:tcPr>
+            <w:tcW w:type="dxa" w:w="850"/>
+            <w:tcBorders>
+              <w:top w:val="nil"/>
+              <w:left w:val="nil"/>
+              <w:bottom w:val="nil"/>
+              <w:right w:val="nil"/>
+            </w:tcBorders>
+          </w:tcPr>
+          <w:p/>
+        </w:tc>
+        <w:tc>
+          <w:tcPr>
+            <w:tcW w:type="dxa" w:w="4535"/>
+          </w:tcPr>
+          <w:p>
+            <w:r/>
+            <w:r>
+              <w:rPr>
+                <w:b/>
+                <w:sz w:val="20"/>
+              </w:rPr>
+              <w:t>{{ buyer_name }}</w:t>
+            </w:r>
+          </w:p>
+          <w:p>
+            <w:r>
+              <w:rPr>
+                <w:sz w:val="18"/>
+              </w:rPr>
+              <w:t>{{ buyer_address }}</w:t>
+            </w:r>
+          </w:p>
+          <w:p/>
+          <w:p/>
+          <w:p/>
+          <w:p>
+            <w:r>
+              <w:rPr>
+                <w:sz w:val="16"/>
+              </w:rPr>
+              <w:t>{{ buyer_bank }}</w:t>
+            </w:r>
+          </w:p>
+        </w:tc>
+      </w:tr>
+    </w:tbl>
+    <w:p/>
+    <w:tbl>
+      <w:tblPr>
+        <w:tblW w:type="auto" w:w="0"/>
+        <w:tblLayout w:type="fixed"/>
+        <w:tblLook w:firstColumn="1" w:firstRow="1" w:lastColumn="0" w:lastRow="0" w:noHBand="0" w:noVBand="1" w:val="04A0"/>
+      </w:tblPr>
+      <w:tblGrid>
+        <w:gridCol w:w="4961"/>
+        <w:gridCol w:w="4961"/>
+      </w:tblGrid>
+      <w:tr>
+        <w:tc>
+          <w:tcPr>
+            <w:tcW w:type="dxa" w:w="3402"/>
+          </w:tcPr>
+          <w:p>
+            <w:r/>
+            <w:r>
+              <w:rPr>
+                <w:b w:val="0"/>
+                <w:i w:val="0"/>
+                <w:sz w:val="20"/>
+              </w:rPr>
+              <w:t>Страна происхождение товара:</w:t>
+            </w:r>
+          </w:p>
+        </w:tc>
+        <w:tc>
+          <w:tcPr>
+            <w:tcW w:type="dxa" w:w="6520"/>
+          </w:tcPr>
+          <w:p>
+            <w:r/>
+            <w:r>
+              <w:rPr>
+                <w:b w:val="0"/>
+                <w:i w:val="0"/>
+                <w:sz w:val="20"/>
+              </w:rPr>
+              <w:t>{{ country_origin }}</w:t>
+            </w:r>
+          </w:p>
+        </w:tc>
+      </w:tr>
+      <w:tr>
+        <w:tc>
+          <w:tcPr>
+            <w:tcW w:type="dxa" w:w="3402"/>
+          </w:tcPr>
+          <w:p>
+            <w:r/>
+            <w:r>
+              <w:rPr>
+                <w:b w:val="0"/>
+                <w:i w:val="0"/>
+                <w:sz w:val="20"/>
+              </w:rPr>
+              <w:t>Место погрузки груза:</w:t>
+            </w:r>
+          </w:p>
+        </w:tc>
+        <w:tc>
+          <w:tcPr>
+            <w:tcW w:type="dxa" w:w="6520"/>
+          </w:tcPr>
+          <w:p>
+            <w:r/>
+            <w:r>
+              <w:rPr>
+                <w:b w:val="0"/>
+                <w:i w:val="0"/>
+                <w:sz w:val="20"/>
+              </w:rPr>
+              <w:t>{{ place_loading }}</w:t>
+            </w:r>
+          </w:p>
+        </w:tc>
+      </w:tr>
+      <w:tr>
+        <w:tc>
+          <w:tcPr>
+            <w:tcW w:type="dxa" w:w="3402"/>
+          </w:tcPr>
+          <w:p>
+            <w:r/>
+            <w:r>
+              <w:rPr>
+                <w:b w:val="0"/>
+                <w:i w:val="0"/>
+                <w:sz w:val="20"/>
+              </w:rPr>
+              <w:t>Условие поставки:</w:t>
+            </w:r>
+          </w:p>
+        </w:tc>
+        <w:tc>
+          <w:tcPr>
+            <w:tcW w:type="dxa" w:w="6520"/>
+          </w:tcPr>
+          <w:p>
+            <w:r/>
+            <w:r>
+              <w:rPr>
+                <w:b w:val="0"/>
+                <w:i w:val="0"/>
+                <w:sz w:val="20"/>
+              </w:rPr>
+              <w:t>{{ delivery_terms }}</w:t>
+            </w:r>
+          </w:p>
+        </w:tc>
+      </w:tr>
+      <w:tr>
+        <w:tc>
+          <w:tcPr>
+            <w:tcW w:type="dxa" w:w="3402"/>
+          </w:tcPr>
+          <w:p>
+            <w:r/>
+            <w:r>
+              <w:rPr>
+                <w:b w:val="0"/>
+                <w:i w:val="0"/>
+                <w:sz w:val="20"/>
+              </w:rPr>
+              <w:t>Вид транспорта: Авто:</w:t>
+            </w:r>
+          </w:p>
+        </w:tc>
+        <w:tc>
+          <w:tcPr>
+            <w:tcW w:type="dxa" w:w="6520"/>
+          </w:tcPr>
+          <w:p>
+            <w:r/>
+            <w:r>
+              <w:rPr>
+                <w:b w:val="0"/>
+                <w:i w:val="0"/>
+                <w:sz w:val="20"/>
+              </w:rPr>
+              <w:t>{{ transport }}</w:t>
+            </w:r>
+          </w:p>
+        </w:tc>
+      </w:tr>
+    </w:tbl>
+    <w:p/>
+    <w:tbl>
+      <w:tblPr>
+        <w:tblStyle w:val="TableGrid"/>
+        <w:tblW w:type="auto" w:w="0"/>
+        <w:tblLook w:firstColumn="1" w:firstRow="1" w:lastColumn="0" w:lastRow="0" w:noHBand="0" w:noVBand="1" w:val="04A0"/>
+      </w:tblPr>
+      <w:tblGrid>
+        <w:gridCol w:w="1654"/>
+        <w:gridCol w:w="1654"/>
+        <w:gridCol w:w="1654"/>
+        <w:gridCol w:w="1654"/>
+        <w:gridCol w:w="1654"/>
+        <w:gridCol w:w="1654"/>
+      </w:tblGrid>
+      <w:tr>
+        <w:tc>
+          <w:tcPr>
+            <w:tcW w:type="dxa" w:w="1654"/>
+          </w:tcPr>
+          <w:p>
+            <w:r/>
+            <w:r>
+              <w:rPr>
+                <w:b/>
+                <w:i w:val="0"/>
+                <w:sz w:val="16"/>
+              </w:rPr>
+              <w:t>№</w:t>
+            </w:r>
+          </w:p>
+        </w:tc>
+        <w:tc>
+          <w:tcPr>
+            <w:tcW w:type="dxa" w:w="1654"/>
+          </w:tcPr>
+          <w:p>
+            <w:r/>
+            <w:r>
+              <w:rPr>
+                <w:b/>
+                <w:i w:val="0"/>
+                <w:sz w:val="16"/>
+              </w:rPr>
+              <w:t>Наименование товара</w:t>
+            </w:r>
+          </w:p>
+        </w:tc>
+        <w:tc>
+          <w:tcPr>
+            <w:tcW w:type="dxa" w:w="1654"/>
+          </w:tcPr>
+          <w:p>
+            <w:r/>
+            <w:r>
+              <w:rPr>
+                <w:b/>
+                <w:i w:val="0"/>
+                <w:sz w:val="16"/>
+              </w:rPr>
+              <w:t>Код по ТН ВЭД</w:t>
+            </w:r>
+          </w:p>
+        </w:tc>
+        <w:tc>
+          <w:tcPr>
+            <w:tcW w:type="dxa" w:w="1654"/>
+          </w:tcPr>
+          <w:p>
+            <w:r/>
+            <w:r>
+              <w:rPr>
+                <w:b/>
+                <w:i w:val="0"/>
+                <w:sz w:val="16"/>
+              </w:rPr>
+              <w:t>Кол-во мест</w:t>
+            </w:r>
+          </w:p>
+        </w:tc>
+        <w:tc>
+          <w:tcPr>
+            <w:tcW w:type="dxa" w:w="1654"/>
+          </w:tcPr>
+          <w:p>
+            <w:r/>
+            <w:r>
+              <w:rPr>
+                <w:b/>
+                <w:i w:val="0"/>
+                <w:sz w:val="16"/>
+              </w:rPr>
+              <w:t>Брутто</w:t>
+            </w:r>
+          </w:p>
+        </w:tc>
+        <w:tc>
+          <w:tcPr>
+            <w:tcW w:type="dxa" w:w="1654"/>
+          </w:tcPr>
+          <w:p>
+            <w:r/>
+            <w:r>
+              <w:rPr>
+                <w:b/>
+                <w:i w:val="0"/>
+                <w:sz w:val="16"/>
+              </w:rPr>
+              <w:t>Нетто</w:t>
+            </w:r>
+          </w:p>
+        </w:tc>
+      </w:tr>
+      <w:tr>
+        <w:tc>
+          <w:tcPr>
+            <w:tcW w:type="dxa" w:w="1654"/>
+          </w:tcPr>
+          <w:p>
+            <w:r/>
+            <w:r>
+              <w:rPr>
+                <w:b w:val="0"/>
+                <w:i w:val="0"/>
+                <w:sz w:val="18"/>
+              </w:rPr>
+              <w:t>{{ line_items[0].n }}</w:t>
+            </w:r>
+          </w:p>
+        </w:tc>
+        <w:tc>
+          <w:tcPr>
+            <w:tcW w:type="dxa" w:w="1654"/>
+          </w:tcPr>
+          <w:p>
+            <w:r/>
+            <w:r>
+              <w:rPr>
+                <w:b w:val="0"/>
+                <w:i w:val="0"/>
+                <w:sz w:val="18"/>
+              </w:rPr>
+              <w:t>{{ line_items[0].name }}</w:t>
+            </w:r>
+          </w:p>
+        </w:tc>
+        <w:tc>
+          <w:tcPr>
+            <w:tcW w:type="dxa" w:w="1654"/>
+          </w:tcPr>
+          <w:p>
+            <w:r/>
+            <w:r>
+              <w:rPr>
+                <w:b w:val="0"/>
+                <w:i w:val="0"/>
+                <w:sz w:val="18"/>
+              </w:rPr>
+              <w:t>{{ line_items[0].code }}</w:t>
+            </w:r>
+          </w:p>
+        </w:tc>
+        <w:tc>
+          <w:tcPr>
+            <w:tcW w:type="dxa" w:w="1654"/>
+          </w:tcPr>
+          <w:p>
+            <w:r/>
+            <w:r>
+              <w:rPr>
+                <w:b w:val="0"/>
+                <w:i w:val="0"/>
+                <w:sz w:val="18"/>
+              </w:rPr>
+              <w:t>{{ line_items[0].pieces }}</w:t>
+            </w:r>
+          </w:p>
+        </w:tc>
+        <w:tc>
+          <w:tcPr>
+            <w:tcW w:type="dxa" w:w="1654"/>
+          </w:tcPr>
+          <w:p>
+            <w:r/>
+            <w:r>
+              <w:rPr>
+                <w:b w:val="0"/>
+                <w:i w:val="0"/>
+                <w:sz w:val="18"/>
+              </w:rPr>
+              <w:t>{{ line_items[0].gross }}</w:t>
+            </w:r>
+          </w:p>
+        </w:tc>
+        <w:tc>
+          <w:tcPr>
+            <w:tcW w:type="dxa" w:w="1654"/>
+          </w:tcPr>
+          <w:p>
+            <w:r/>
+            <w:r>
+              <w:rPr>
+                <w:b w:val="0"/>
+                <w:i w:val="0"/>
+                <w:sz w:val="18"/>
+              </w:rPr>
+              <w:t>{{ line_items[0].net }}</w:t>
+            </w:r>
+          </w:p>
+        </w:tc>
+      </w:tr>
+    </w:tbl>
+    <w:p>
+      <w:r>
+        <w:rPr>
+          <w:i/>
+        </w:rPr>
+        <w:t>{{ pallet_note }}</w:t>
+      </w:r>
+    </w:p>
+    <w:p/>
+    <w:p>
+      <w:r>
+        <w:rPr>
+          <w:b/>
+        </w:rPr>
+        <w:t>ПРОДАВЕЦ</w:t>
+      </w:r>
+    </w:p>
+    <w:p>
+      <w:r>
+        <w:rPr>
+          <w:b/>
+        </w:rPr>
+        <w:t>Товар отпустил: __________________{{ seller_name }}</w:t>
+      </w:r>
+    </w:p>
+    <w:p>
+      <w:r>
+        <w:rPr>
+          <w:i/>
+        </w:rPr>
         <w:t>(подпись лица)</w:t>
       </w:r>
     </w:p>
     <w:sectPr>
-      <w:pgSz w:w="12240" w:h="15840"/>
-      <w:pgMar w:top="1440" w:right="1800" w:bottom="1440" w:left="1800" w:header="720" w:footer="720" w:gutter="0"/>
+      <w:pgSz w:w="11906" w:h="16838"/>
+      <w:pgMar w:top="850" w:right="850" w:bottom="850" w:left="1134" w:header="720" w:footer="720" w:gutter="0"/>
       <w:cols w:space="720"/>
       <w:docGrid w:linePitch="360"/>
     </w:sectPr>

--- a/backend/apps/contracts/document_templates/invoice_ru.docx
+++ b/backend/apps/contracts/document_templates/invoice_ru.docx
@@ -512,7 +512,73 @@
                 <w:i w:val="0"/>
                 <w:sz w:val="18"/>
               </w:rPr>
-              <w:t>{{ line_items[0].n }}</w:t>
+              <w:t>{%tr for item in line_items %}</w:t>
+            </w:r>
+          </w:p>
+        </w:tc>
+        <w:tc>
+          <w:tcPr>
+            <w:tcW w:type="dxa" w:w="1102"/>
+          </w:tcPr>
+          <w:p/>
+        </w:tc>
+        <w:tc>
+          <w:tcPr>
+            <w:tcW w:type="dxa" w:w="1102"/>
+          </w:tcPr>
+          <w:p/>
+        </w:tc>
+        <w:tc>
+          <w:tcPr>
+            <w:tcW w:type="dxa" w:w="1102"/>
+          </w:tcPr>
+          <w:p/>
+        </w:tc>
+        <w:tc>
+          <w:tcPr>
+            <w:tcW w:type="dxa" w:w="1102"/>
+          </w:tcPr>
+          <w:p/>
+        </w:tc>
+        <w:tc>
+          <w:tcPr>
+            <w:tcW w:type="dxa" w:w="1102"/>
+          </w:tcPr>
+          <w:p/>
+        </w:tc>
+        <w:tc>
+          <w:tcPr>
+            <w:tcW w:type="dxa" w:w="1102"/>
+          </w:tcPr>
+          <w:p/>
+        </w:tc>
+        <w:tc>
+          <w:tcPr>
+            <w:tcW w:type="dxa" w:w="1102"/>
+          </w:tcPr>
+          <w:p/>
+        </w:tc>
+        <w:tc>
+          <w:tcPr>
+            <w:tcW w:type="dxa" w:w="1102"/>
+          </w:tcPr>
+          <w:p/>
+        </w:tc>
+      </w:tr>
+      <w:tr>
+        <w:tc>
+          <w:tcPr>
+            <w:tcW w:type="dxa" w:w="1102"/>
+          </w:tcPr>
+          <w:p>
+            <w:r/>
+            <w:r>
+              <w:rPr>
+                <w:b w:val="0"/>
+                <w:i w:val="0"/>
+                <w:sz w:val="18"/>
+              </w:rPr>
+              <w:t>{{ item.n }}</w:t>
             </w:r>
           </w:p>
         </w:tc>
@@ -528,7 +594,7 @@
                 <w:i w:val="0"/>
                 <w:sz w:val="18"/>
               </w:rPr>
-              <w:t>{{ line_items[0].name }}</w:t>
+              <w:t>{{ item.name }}</w:t>
             </w:r>
           </w:p>
         </w:tc>
@@ -544,7 +610,7 @@
                 <w:i w:val="0"/>
                 <w:sz w:val="18"/>
               </w:rPr>
-              <w:t>{{ line_items[0].code }}</w:t>
+              <w:t>{{ item.code }}</w:t>
             </w:r>
           </w:p>
         </w:tc>
@@ -560,7 +626,7 @@
                 <w:i w:val="0"/>
                 <w:sz w:val="18"/>
               </w:rPr>
-              <w:t>{{ line_items[0].pieces }}</w:t>
+              <w:t>{{ item.pieces }}</w:t>
             </w:r>
           </w:p>
         </w:tc>
@@ -576,7 +642,7 @@
                 <w:i w:val="0"/>
                 <w:sz w:val="18"/>
               </w:rPr>
-              <w:t>{{ line_items[0].packing }}</w:t>
+              <w:t>{{ item.packing }}</w:t>
             </w:r>
           </w:p>
         </w:tc>
@@ -592,7 +658,7 @@
                 <w:i w:val="0"/>
                 <w:sz w:val="18"/>
               </w:rPr>
-              <w:t>{{ line_items[0].gross }}</w:t>
+              <w:t>{{ item.gross }}</w:t>
             </w:r>
           </w:p>
         </w:tc>
@@ -608,7 +674,7 @@
                 <w:i w:val="0"/>
                 <w:sz w:val="18"/>
               </w:rPr>
-              <w:t>{{ line_items[0].net }}</w:t>
+              <w:t>{{ item.net }}</w:t>
             </w:r>
           </w:p>
         </w:tc>
@@ -624,7 +690,7 @@
                 <w:i w:val="0"/>
                 <w:sz w:val="18"/>
               </w:rPr>
-              <w:t>{{ line_items[0].price }}</w:t>
+              <w:t>{{ item.price }}</w:t>
             </w:r>
           </w:p>
         </w:tc>
@@ -640,9 +706,75 @@
                 <w:i w:val="0"/>
                 <w:sz w:val="18"/>
               </w:rPr>
-              <w:t>{{ line_items[0].total }}</w:t>
+              <w:t>{{ item.total }}</w:t>
             </w:r>
           </w:p>
+        </w:tc>
+      </w:tr>
+      <w:tr>
+        <w:tc>
+          <w:tcPr>
+            <w:tcW w:type="dxa" w:w="1102"/>
+          </w:tcPr>
+          <w:p>
+            <w:r/>
+            <w:r>
+              <w:rPr>
+                <w:b w:val="0"/>
+                <w:i w:val="0"/>
+                <w:sz w:val="18"/>
+              </w:rPr>
+              <w:t>{%tr endfor %}</w:t>
+            </w:r>
+          </w:p>
+        </w:tc>
+        <w:tc>
+          <w:tcPr>
+            <w:tcW w:type="dxa" w:w="1102"/>
+          </w:tcPr>
+          <w:p/>
+        </w:tc>
+        <w:tc>
+          <w:tcPr>
+            <w:tcW w:type="dxa" w:w="1102"/>
+          </w:tcPr>
+          <w:p/>
+        </w:tc>
+        <w:tc>
+          <w:tcPr>
+            <w:tcW w:type="dxa" w:w="1102"/>
+          </w:tcPr>
+          <w:p/>
+        </w:tc>
+        <w:tc>
+          <w:tcPr>
+            <w:tcW w:type="dxa" w:w="1102"/>
+          </w:tcPr>
+          <w:p/>
+        </w:tc>
+        <w:tc>
+          <w:tcPr>
+            <w:tcW w:type="dxa" w:w="1102"/>
+          </w:tcPr>
+          <w:p/>
+        </w:tc>
+        <w:tc>
+          <w:tcPr>
+            <w:tcW w:type="dxa" w:w="1102"/>
+          </w:tcPr>
+          <w:p/>
+        </w:tc>
+        <w:tc>
+          <w:tcPr>
+            <w:tcW w:type="dxa" w:w="1102"/>
+          </w:tcPr>
+          <w:p/>
+        </w:tc>
+        <w:tc>
+          <w:tcPr>
+            <w:tcW w:type="dxa" w:w="1102"/>
+          </w:tcPr>
+          <w:p/>
         </w:tc>
       </w:tr>
       <w:tr>
@@ -1219,7 +1351,55 @@
                 <w:i w:val="0"/>
                 <w:sz w:val="18"/>
               </w:rPr>
-              <w:t>{{ line_items[0].n }}</w:t>
+              <w:t>{%tr for item in line_items %}</w:t>
+            </w:r>
+          </w:p>
+        </w:tc>
+        <w:tc>
+          <w:tcPr>
+            <w:tcW w:type="dxa" w:w="1654"/>
+          </w:tcPr>
+          <w:p/>
+        </w:tc>
+        <w:tc>
+          <w:tcPr>
+            <w:tcW w:type="dxa" w:w="1654"/>
+          </w:tcPr>
+          <w:p/>
+        </w:tc>
+        <w:tc>
+          <w:tcPr>
+            <w:tcW w:type="dxa" w:w="1654"/>
+          </w:tcPr>
+          <w:p/>
+        </w:tc>
+        <w:tc>
+          <w:tcPr>
+            <w:tcW w:type="dxa" w:w="1654"/>
+          </w:tcPr>
+          <w:p/>
+        </w:tc>
+        <w:tc>
+          <w:tcPr>
+            <w:tcW w:type="dxa" w:w="1654"/>
+          </w:tcPr>
+          <w:p/>
+        </w:tc>
+      </w:tr>
+      <w:tr>
+        <w:tc>
+          <w:tcPr>
+            <w:tcW w:type="dxa" w:w="1654"/>
+          </w:tcPr>
+          <w:p>
+            <w:r/>
+            <w:r>
+              <w:rPr>
+                <w:b w:val="0"/>
+                <w:i w:val="0"/>
+                <w:sz w:val="18"/>
+              </w:rPr>
+              <w:t>{{ item.n }}</w:t>
             </w:r>
           </w:p>
         </w:tc>
@@ -1235,7 +1415,7 @@
                 <w:i w:val="0"/>
                 <w:sz w:val="18"/>
               </w:rPr>
-              <w:t>{{ line_items[0].name }}</w:t>
+              <w:t>{{ item.name }}</w:t>
             </w:r>
           </w:p>
         </w:tc>
@@ -1251,7 +1431,7 @@
                 <w:i w:val="0"/>
                 <w:sz w:val="18"/>
               </w:rPr>
-              <w:t>{{ line_items[0].code }}</w:t>
+              <w:t>{{ item.code }}</w:t>
             </w:r>
           </w:p>
         </w:tc>
@@ -1267,7 +1447,7 @@
                 <w:i w:val="0"/>
                 <w:sz w:val="18"/>
               </w:rPr>
-              <w:t>{{ line_items[0].pieces }}</w:t>
+              <w:t>{{ item.pieces }}</w:t>
             </w:r>
           </w:p>
         </w:tc>
@@ -1283,7 +1463,7 @@
                 <w:i w:val="0"/>
                 <w:sz w:val="18"/>
               </w:rPr>
-              <w:t>{{ line_items[0].gross }}</w:t>
+              <w:t>{{ item.gross }}</w:t>
             </w:r>
           </w:p>
         </w:tc>
@@ -1299,9 +1479,57 @@
                 <w:i w:val="0"/>
                 <w:sz w:val="18"/>
               </w:rPr>
-              <w:t>{{ line_items[0].net }}</w:t>
+              <w:t>{{ item.net }}</w:t>
             </w:r>
           </w:p>
+        </w:tc>
+      </w:tr>
+      <w:tr>
+        <w:tc>
+          <w:tcPr>
+            <w:tcW w:type="dxa" w:w="1654"/>
+          </w:tcPr>
+          <w:p>
+            <w:r/>
+            <w:r>
+              <w:rPr>
+                <w:b w:val="0"/>
+                <w:i w:val="0"/>
+                <w:sz w:val="18"/>
+              </w:rPr>
+              <w:t>{%tr endfor %}</w:t>
+            </w:r>
+          </w:p>
+        </w:tc>
+        <w:tc>
+          <w:tcPr>
+            <w:tcW w:type="dxa" w:w="1654"/>
+          </w:tcPr>
+          <w:p/>
+        </w:tc>
+        <w:tc>
+          <w:tcPr>
+            <w:tcW w:type="dxa" w:w="1654"/>
+          </w:tcPr>
+          <w:p/>
+        </w:tc>
+        <w:tc>
+          <w:tcPr>
+            <w:tcW w:type="dxa" w:w="1654"/>
+          </w:tcPr>
+          <w:p/>
+        </w:tc>
+        <w:tc>
+          <w:tcPr>
+            <w:tcW w:type="dxa" w:w="1654"/>
+          </w:tcPr>
+          <w:p/>
+        </w:tc>
+        <w:tc>
+          <w:tcPr>
+            <w:tcW w:type="dxa" w:w="1654"/>
+          </w:tcPr>
+          <w:p/>
         </w:tc>
       </w:tr>
     </w:tbl>
